--- a/docs/02_要件定義書/GU_ECsite_要件定義書_withai_v1.2_20260826.docx
+++ b/docs/02_要件定義書/GU_ECsite_要件定義書_withai_v1.2_20260826.docx
@@ -171,7 +171,6 @@
         <w:jc w:val="center"/>
         <w:tblLayout w:type="fixed"/>
         <w:tblLook w:firstColumn="1" w:firstRow="1" w:lastColumn="0" w:lastRow="0" w:noHBand="0" w:noVBand="1" w:val="04A0"/>
-        <w:tblInd w:w="928306" w:type="dxa"/>
       </w:tblPr>
       <w:tblGrid>
         <w:gridCol w:w="4873"/>
@@ -361,13 +360,13 @@
         <w:tblW w:type="auto" w:w="0"/>
         <w:jc w:val="center"/>
         <w:tblLayout w:type="fixed"/>
-        <w:tblLook w:firstColumn="1" w:firstRow="1" w:lastColumn="0" w:lastRow="0" w:noHBand="0" w:noVBand="1" w:val="04A0"/>
         <w:tblCellMar>
           <w:top w:w="20" w:type="dxa"/>
           <w:bottom w:w="20" w:type="dxa"/>
           <w:start w:w="60" w:type="dxa"/>
           <w:end w:w="60" w:type="dxa"/>
         </w:tblCellMar>
+        <w:tblLook w:firstColumn="1" w:firstRow="1" w:lastColumn="0" w:lastRow="0" w:noHBand="0" w:noVBand="1" w:val="04A0"/>
       </w:tblPr>
       <w:tblGrid>
         <w:gridCol w:w="1949"/>
@@ -865,13 +864,13 @@
         <w:tblW w:type="auto" w:w="0"/>
         <w:jc w:val="center"/>
         <w:tblLayout w:type="fixed"/>
-        <w:tblLook w:firstColumn="1" w:firstRow="1" w:lastColumn="0" w:lastRow="0" w:noHBand="0" w:noVBand="1" w:val="04A0"/>
         <w:tblCellMar>
           <w:top w:w="20" w:type="dxa"/>
           <w:bottom w:w="20" w:type="dxa"/>
           <w:start w:w="60" w:type="dxa"/>
           <w:end w:w="60" w:type="dxa"/>
         </w:tblCellMar>
+        <w:tblLook w:firstColumn="1" w:firstRow="1" w:lastColumn="0" w:lastRow="0" w:noHBand="0" w:noVBand="1" w:val="04A0"/>
       </w:tblPr>
       <w:tblGrid>
         <w:gridCol w:w="2436"/>
@@ -1247,13 +1246,13 @@
         <w:tblW w:type="auto" w:w="0"/>
         <w:jc w:val="center"/>
         <w:tblLayout w:type="fixed"/>
-        <w:tblLook w:firstColumn="1" w:firstRow="1" w:lastColumn="0" w:lastRow="0" w:noHBand="0" w:noVBand="1" w:val="04A0"/>
         <w:tblCellMar>
           <w:top w:w="20" w:type="dxa"/>
           <w:bottom w:w="20" w:type="dxa"/>
           <w:start w:w="60" w:type="dxa"/>
           <w:end w:w="60" w:type="dxa"/>
         </w:tblCellMar>
+        <w:tblLook w:firstColumn="1" w:firstRow="1" w:lastColumn="0" w:lastRow="0" w:noHBand="0" w:noVBand="1" w:val="04A0"/>
       </w:tblPr>
       <w:tblGrid>
         <w:gridCol w:w="3249"/>
@@ -2017,13 +2016,13 @@
         <w:tblW w:type="auto" w:w="0"/>
         <w:jc w:val="center"/>
         <w:tblLayout w:type="fixed"/>
-        <w:tblLook w:firstColumn="1" w:firstRow="1" w:lastColumn="0" w:lastRow="0" w:noHBand="0" w:noVBand="1" w:val="04A0"/>
         <w:tblCellMar>
           <w:top w:w="20" w:type="dxa"/>
           <w:bottom w:w="20" w:type="dxa"/>
           <w:start w:w="60" w:type="dxa"/>
           <w:end w:w="60" w:type="dxa"/>
         </w:tblCellMar>
+        <w:tblLook w:firstColumn="1" w:firstRow="1" w:lastColumn="0" w:lastRow="0" w:noHBand="0" w:noVBand="1" w:val="04A0"/>
       </w:tblPr>
       <w:tblGrid>
         <w:gridCol w:w="4873"/>
@@ -2619,13 +2618,13 @@
         <w:tblW w:type="auto" w:w="0"/>
         <w:jc w:val="center"/>
         <w:tblLayout w:type="fixed"/>
-        <w:tblLook w:firstColumn="1" w:firstRow="1" w:lastColumn="0" w:lastRow="0" w:noHBand="0" w:noVBand="1" w:val="04A0"/>
         <w:tblCellMar>
           <w:top w:w="20" w:type="dxa"/>
           <w:bottom w:w="20" w:type="dxa"/>
           <w:start w:w="60" w:type="dxa"/>
           <w:end w:w="60" w:type="dxa"/>
         </w:tblCellMar>
+        <w:tblLook w:firstColumn="1" w:firstRow="1" w:lastColumn="0" w:lastRow="0" w:noHBand="0" w:noVBand="1" w:val="04A0"/>
       </w:tblPr>
       <w:tblGrid>
         <w:gridCol w:w="2436"/>
@@ -4981,13 +4980,13 @@
         <w:tblW w:type="auto" w:w="0"/>
         <w:jc w:val="center"/>
         <w:tblLayout w:type="fixed"/>
-        <w:tblLook w:firstColumn="1" w:firstRow="1" w:lastColumn="0" w:lastRow="0" w:noHBand="0" w:noVBand="1" w:val="04A0"/>
         <w:tblCellMar>
           <w:top w:w="20" w:type="dxa"/>
           <w:bottom w:w="20" w:type="dxa"/>
           <w:start w:w="60" w:type="dxa"/>
           <w:end w:w="60" w:type="dxa"/>
         </w:tblCellMar>
+        <w:tblLook w:firstColumn="1" w:firstRow="1" w:lastColumn="0" w:lastRow="0" w:noHBand="0" w:noVBand="1" w:val="04A0"/>
       </w:tblPr>
       <w:tblGrid>
         <w:gridCol w:w="1624"/>
@@ -9793,13 +9792,13 @@
         <w:tblW w:type="auto" w:w="0"/>
         <w:jc w:val="center"/>
         <w:tblLayout w:type="fixed"/>
-        <w:tblLook w:firstColumn="1" w:firstRow="1" w:lastColumn="0" w:lastRow="0" w:noHBand="0" w:noVBand="1" w:val="04A0"/>
         <w:tblCellMar>
           <w:top w:w="20" w:type="dxa"/>
           <w:bottom w:w="20" w:type="dxa"/>
           <w:start w:w="60" w:type="dxa"/>
           <w:end w:w="60" w:type="dxa"/>
         </w:tblCellMar>
+        <w:tblLook w:firstColumn="1" w:firstRow="1" w:lastColumn="0" w:lastRow="0" w:noHBand="0" w:noVBand="1" w:val="04A0"/>
       </w:tblPr>
       <w:tblGrid>
         <w:gridCol w:w="1949"/>
@@ -11839,13 +11838,13 @@
         <w:tblW w:type="auto" w:w="0"/>
         <w:jc w:val="center"/>
         <w:tblLayout w:type="fixed"/>
-        <w:tblLook w:firstColumn="1" w:firstRow="1" w:lastColumn="0" w:lastRow="0" w:noHBand="0" w:noVBand="1" w:val="04A0"/>
         <w:tblCellMar>
           <w:top w:w="20" w:type="dxa"/>
           <w:bottom w:w="20" w:type="dxa"/>
           <w:start w:w="60" w:type="dxa"/>
           <w:end w:w="60" w:type="dxa"/>
         </w:tblCellMar>
+        <w:tblLook w:firstColumn="1" w:firstRow="1" w:lastColumn="0" w:lastRow="0" w:noHBand="0" w:noVBand="1" w:val="04A0"/>
       </w:tblPr>
       <w:tblGrid>
         <w:gridCol w:w="1949"/>
@@ -12513,13 +12512,13 @@
         <w:tblW w:type="auto" w:w="0"/>
         <w:jc w:val="center"/>
         <w:tblLayout w:type="fixed"/>
-        <w:tblLook w:firstColumn="1" w:firstRow="1" w:lastColumn="0" w:lastRow="0" w:noHBand="0" w:noVBand="1" w:val="04A0"/>
         <w:tblCellMar>
           <w:top w:w="20" w:type="dxa"/>
           <w:bottom w:w="20" w:type="dxa"/>
           <w:start w:w="60" w:type="dxa"/>
           <w:end w:w="60" w:type="dxa"/>
         </w:tblCellMar>
+        <w:tblLook w:firstColumn="1" w:firstRow="1" w:lastColumn="0" w:lastRow="0" w:noHBand="0" w:noVBand="1" w:val="04A0"/>
       </w:tblPr>
       <w:tblGrid>
         <w:gridCol w:w="2436"/>
@@ -13767,13 +13766,13 @@
         <w:tblW w:type="auto" w:w="0"/>
         <w:jc w:val="center"/>
         <w:tblLayout w:type="fixed"/>
-        <w:tblLook w:firstColumn="1" w:firstRow="1" w:lastColumn="0" w:lastRow="0" w:noHBand="0" w:noVBand="1" w:val="04A0"/>
         <w:tblCellMar>
           <w:top w:w="20" w:type="dxa"/>
           <w:bottom w:w="20" w:type="dxa"/>
           <w:start w:w="60" w:type="dxa"/>
           <w:end w:w="60" w:type="dxa"/>
         </w:tblCellMar>
+        <w:tblLook w:firstColumn="1" w:firstRow="1" w:lastColumn="0" w:lastRow="0" w:noHBand="0" w:noVBand="1" w:val="04A0"/>
       </w:tblPr>
       <w:tblGrid>
         <w:gridCol w:w="2436"/>
@@ -14571,13 +14570,13 @@
         <w:tblW w:type="auto" w:w="0"/>
         <w:jc w:val="center"/>
         <w:tblLayout w:type="fixed"/>
-        <w:tblLook w:firstColumn="1" w:firstRow="1" w:lastColumn="0" w:lastRow="0" w:noHBand="0" w:noVBand="1" w:val="04A0"/>
         <w:tblCellMar>
           <w:top w:w="20" w:type="dxa"/>
           <w:bottom w:w="20" w:type="dxa"/>
           <w:start w:w="60" w:type="dxa"/>
           <w:end w:w="60" w:type="dxa"/>
         </w:tblCellMar>
+        <w:tblLook w:firstColumn="1" w:firstRow="1" w:lastColumn="0" w:lastRow="0" w:noHBand="0" w:noVBand="1" w:val="04A0"/>
       </w:tblPr>
       <w:tblGrid>
         <w:gridCol w:w="2436"/>
@@ -16199,13 +16198,13 @@
         <w:tblW w:type="auto" w:w="0"/>
         <w:jc w:val="center"/>
         <w:tblLayout w:type="fixed"/>
-        <w:tblLook w:firstColumn="1" w:firstRow="1" w:lastColumn="0" w:lastRow="0" w:noHBand="0" w:noVBand="1" w:val="04A0"/>
         <w:tblCellMar>
           <w:top w:w="20" w:type="dxa"/>
           <w:bottom w:w="20" w:type="dxa"/>
           <w:start w:w="60" w:type="dxa"/>
           <w:end w:w="60" w:type="dxa"/>
         </w:tblCellMar>
+        <w:tblLook w:firstColumn="1" w:firstRow="1" w:lastColumn="0" w:lastRow="0" w:noHBand="0" w:noVBand="1" w:val="04A0"/>
       </w:tblPr>
       <w:tblGrid>
         <w:gridCol w:w="1949"/>
@@ -16964,13 +16963,13 @@
         <w:tblW w:type="auto" w:w="0"/>
         <w:jc w:val="center"/>
         <w:tblLayout w:type="fixed"/>
-        <w:tblLook w:firstColumn="1" w:firstRow="1" w:lastColumn="0" w:lastRow="0" w:noHBand="0" w:noVBand="1" w:val="04A0"/>
         <w:tblCellMar>
           <w:top w:w="20" w:type="dxa"/>
           <w:bottom w:w="20" w:type="dxa"/>
           <w:start w:w="60" w:type="dxa"/>
           <w:end w:w="60" w:type="dxa"/>
         </w:tblCellMar>
+        <w:tblLook w:firstColumn="1" w:firstRow="1" w:lastColumn="0" w:lastRow="0" w:noHBand="0" w:noVBand="1" w:val="04A0"/>
       </w:tblPr>
       <w:tblGrid>
         <w:gridCol w:w="1624"/>
@@ -17720,13 +17719,13 @@
         <w:tblW w:type="auto" w:w="0"/>
         <w:jc w:val="center"/>
         <w:tblLayout w:type="fixed"/>
-        <w:tblLook w:firstColumn="1" w:firstRow="1" w:lastColumn="0" w:lastRow="0" w:noHBand="0" w:noVBand="1" w:val="04A0"/>
         <w:tblCellMar>
           <w:top w:w="20" w:type="dxa"/>
           <w:bottom w:w="20" w:type="dxa"/>
           <w:start w:w="60" w:type="dxa"/>
           <w:end w:w="60" w:type="dxa"/>
         </w:tblCellMar>
+        <w:tblLook w:firstColumn="1" w:firstRow="1" w:lastColumn="0" w:lastRow="0" w:noHBand="0" w:noVBand="1" w:val="04A0"/>
       </w:tblPr>
       <w:tblGrid>
         <w:gridCol w:w="4873"/>
@@ -18083,13 +18082,13 @@
         <w:tblW w:type="auto" w:w="0"/>
         <w:jc w:val="center"/>
         <w:tblLayout w:type="fixed"/>
-        <w:tblLook w:firstColumn="1" w:firstRow="1" w:lastColumn="0" w:lastRow="0" w:noHBand="0" w:noVBand="1" w:val="04A0"/>
         <w:tblCellMar>
           <w:top w:w="20" w:type="dxa"/>
           <w:bottom w:w="20" w:type="dxa"/>
           <w:start w:w="60" w:type="dxa"/>
           <w:end w:w="60" w:type="dxa"/>
         </w:tblCellMar>
+        <w:tblLook w:firstColumn="1" w:firstRow="1" w:lastColumn="0" w:lastRow="0" w:noHBand="0" w:noVBand="1" w:val="04A0"/>
       </w:tblPr>
       <w:tblGrid>
         <w:gridCol w:w="3249"/>
@@ -18748,13 +18747,13 @@
         <w:tblW w:type="auto" w:w="0"/>
         <w:jc w:val="center"/>
         <w:tblLayout w:type="fixed"/>
-        <w:tblLook w:firstColumn="1" w:firstRow="1" w:lastColumn="0" w:lastRow="0" w:noHBand="0" w:noVBand="1" w:val="04A0"/>
         <w:tblCellMar>
           <w:top w:w="20" w:type="dxa"/>
           <w:bottom w:w="20" w:type="dxa"/>
           <w:start w:w="60" w:type="dxa"/>
           <w:end w:w="60" w:type="dxa"/>
         </w:tblCellMar>
+        <w:tblLook w:firstColumn="1" w:firstRow="1" w:lastColumn="0" w:lastRow="0" w:noHBand="0" w:noVBand="1" w:val="04A0"/>
       </w:tblPr>
       <w:tblGrid>
         <w:gridCol w:w="4873"/>
@@ -19202,7 +19201,11 @@
         <w:sz w:val="18"/>
       </w:rPr>
     </w:r>
-    <w:fldSimple w:instr="PAGE"/>
+    <w:fldSimple w:instr="PAGE">
+      <w:r>
+        <w:t>1</w:t>
+      </w:r>
+    </w:fldSimple>
   </w:p>
 </w:ftr>
 </file>
